--- a/word_reports/LP_0049_위치_420_Ady Zehnpfennig_Ady's Non.docx
+++ b/word_reports/LP_0049_위치_420_Ady Zehnpfennig_Ady's Non.docx
@@ -4,7 +4,7 @@
   <w:body>
     <w:p>
       <w:pPr>
-        <w:spacing w:after="280"/>
+        <w:spacing w:after="80"/>
       </w:pPr>
       <w:r>
         <w:rPr w:rFonts="맑은 고딕">
@@ -13,94 +13,47 @@
           <w:color w:val="1E3A8A"/>
           <w:sz w:val="30"/>
         </w:rPr>
-        <w:t>[420] Ady Zehnpfennig - Ady's Nonstop Hitparade Folge 1</w:t>
+        <w:t>Ady Zehnpfennig (아디 젠펜니그) - Ady's Nonstop Hitparade Folge 1</w:t>
       </w:r>
     </w:p>
     <w:p>
       <w:pPr>
-        <w:spacing w:after="320"/>
+        <w:spacing w:after="240"/>
       </w:pPr>
       <w:r>
         <w:rPr w:rFonts="맑은 고딕">
           <w:rFonts w:ascii="맑은 고딕" w:hAnsi="맑은 고딕" w:eastAsia="맑은 고딕"/>
           <w:b/>
-          <w:sz w:val="20"/>
+          <w:color w:val="4B5563"/>
+          <w:sz w:val="22"/>
         </w:rPr>
-        <w:t>■ 위치 : 420</w:t>
-        <w:br/>
-      </w:r>
-      <w:r>
-        <w:rPr w:rFonts="맑은 고딕">
-          <w:rFonts w:ascii="맑은 고딕" w:hAnsi="맑은 고딕" w:eastAsia="맑은 고딕"/>
-          <w:b/>
-          <w:sz w:val="20"/>
-        </w:rPr>
-        <w:t>■ 아티스트 : Ady Zehnpfennig</w:t>
-        <w:br/>
-      </w:r>
-      <w:r>
-        <w:rPr w:rFonts="맑은 고딕">
-          <w:rFonts w:ascii="맑은 고딕" w:hAnsi="맑은 고딕" w:eastAsia="맑은 고딕"/>
-          <w:b/>
-          <w:sz w:val="20"/>
-        </w:rPr>
-        <w:t>■ 앨범명 : Ady's Nonstop Hitparade Folge 1</w:t>
-        <w:br/>
-      </w:r>
-      <w:r>
-        <w:rPr w:rFonts="맑은 고딕">
-          <w:rFonts w:ascii="맑은 고딕" w:hAnsi="맑은 고딕" w:eastAsia="맑은 고딕"/>
-          <w:b w:val="0"/>
-          <w:sz w:val="20"/>
-        </w:rPr>
-        <w:t>■ 음반 레이블 : Intercord</w:t>
-        <w:br/>
-      </w:r>
-      <w:r>
-        <w:rPr w:rFonts="맑은 고딕">
-          <w:rFonts w:ascii="맑은 고딕" w:hAnsi="맑은 고딕" w:eastAsia="맑은 고딕"/>
-          <w:b w:val="0"/>
-          <w:sz w:val="20"/>
-        </w:rPr>
-        <w:t>■ 발매년도 : 1974</w:t>
-        <w:br/>
-      </w:r>
-      <w:r>
-        <w:rPr w:rFonts="맑은 고딕">
-          <w:rFonts w:ascii="맑은 고딕" w:hAnsi="맑은 고딕" w:eastAsia="맑은 고딕"/>
-          <w:b w:val="0"/>
-          <w:sz w:val="20"/>
-        </w:rPr>
-        <w:t>■ 장르 : 이지 리스닝 (Easy Listening), 일렉트로닉 팝 (Electronic Pop), 오르간 메들리 (Organ Medley)</w:t>
-        <w:br/>
-      </w:r>
-      <w:r>
-        <w:rPr w:rFonts="맑은 고딕">
-          <w:rFonts w:ascii="맑은 고딕" w:hAnsi="맑은 고딕" w:eastAsia="맑은 고딕"/>
-          <w:b w:val="0"/>
-          <w:sz w:val="20"/>
-        </w:rPr>
-        <w:t>■ 주요 수록곡 : 1. Tie A Yellow Ribbon Round The Ole Oak Tree / Sugar Baby Love (Medley)</w:t>
-        <w:br/>
+        <w:t>위치 :  420</w:t>
       </w:r>
     </w:p>
     <w:p>
       <w:pPr>
-        <w:spacing w:after="160"/>
+        <w:spacing w:line="324" w:lineRule="auto" w:before="80" w:after="160"/>
       </w:pPr>
       <w:r>
         <w:rPr w:rFonts="맑은 고딕">
           <w:rFonts w:ascii="맑은 고딕" w:hAnsi="맑은 고딕" w:eastAsia="맑은 고딕"/>
           <w:b/>
           <w:color w:val="1F2937"/>
-          <w:sz w:val="24"/>
+          <w:sz w:val="22"/>
         </w:rPr>
-        <w:t>■ 음반 해설 및 감상 가이드</w:t>
+        <w:t xml:space="preserve">[음반 소개] </w:t>
+      </w:r>
+      <w:r>
+        <w:rPr w:rFonts="맑은 고딕">
+          <w:rFonts w:ascii="맑은 고딕" w:hAnsi="맑은 고딕" w:eastAsia="맑은 고딕"/>
+          <w:b w:val="0"/>
+          <w:sz w:val="21"/>
+        </w:rPr>
       </w:r>
     </w:p>
     <w:p>
       <w:pPr>
-        <w:spacing w:line="312" w:lineRule="auto" w:after="120"/>
+        <w:spacing w:line="324" w:lineRule="auto" w:after="120"/>
       </w:pPr>
       <w:r>
         <w:rPr w:rFonts="맑은 고딕">
@@ -108,38 +61,516 @@
           <w:b w:val="0"/>
           <w:sz w:val="21"/>
         </w:rPr>
-        <w:t>독일 출신의 건반 악기 거장이자 베르시(Wersi) 전자 오르간 연주의 선구자인 아디 첸프페니히(Ady Zehnpfennig)가 1974년에 선보인 《Ady's Nonstop Hitparade Folge 1》은 1970년대 유럽 경음악계의 활풍을 상징하는 명반입니다. 당시 유럽 전역을 매료시켰던 팝과 슐라거(Schlager) 명곡들을 감각적인 넌스톱 메들리 형식으로 재해석한 이 앨범은, 홈 파티 문화와 감상용 이지 리스닝의 경계를 완벽하게 허물며 당시 대중에게 극상의 청각적 즐거움을 선사했습니다.</w:t>
+        <w:t>건반 위의 마술사 아디 젠펜니그가 빚어낸 본 작전(作電)의 향연은 1970년대 유럽 파티 음악과 이지리스닝의 정수를 고스란히 응축해 낸 명편입니다. 전자 오르간 특유의 유려하고도 풍성한 음색 위에 시대를 풍미한 히트 멜로디들을 물 흐르듯 직조하여, 듣는 이로 하여금 눈부신 축제의 광장 한가운데 서 있는 듯한 황홀경을 선사합니다. 경쾌한 리듬 섹션과 섬세한 건반 터치가 빚어내는 음악적 직조는 단순한 오락적 배경음악을 넘어, 낭만적인 팝스 오케스트레이션의 품격 높은 미학을 구현합니다. 끊김 없이 이어지는 선율의 궤적 속에서 아날로그 황금기가 품었던 순수한 낙천성과 찬란한 생명력을 오롯이 마주하게 되는 기념비적 앨범입니다.</w:t>
       </w:r>
     </w:p>
     <w:p>
       <w:pPr>
-        <w:spacing w:line="312" w:lineRule="auto" w:after="120"/>
+        <w:spacing w:line="324" w:lineRule="auto" w:before="200" w:after="80"/>
       </w:pPr>
+      <w:r>
+        <w:rPr w:rFonts="맑은 고딕">
+          <w:rFonts w:ascii="맑은 고딕" w:hAnsi="맑은 고딕" w:eastAsia="맑은 고딕"/>
+          <w:b/>
+          <w:color w:val="1E3A8A"/>
+          <w:sz w:val="24"/>
+        </w:rPr>
+        <w:t>1. 음반 데이터</w:t>
+      </w:r>
+    </w:p>
+    <w:p>
+      <w:pPr>
+        <w:spacing w:line="324" w:lineRule="auto" w:after="80"/>
+      </w:pPr>
+      <w:r>
+        <w:rPr w:rFonts="맑은 고딕">
+          <w:rFonts w:ascii="맑은 고딕" w:hAnsi="맑은 고딕" w:eastAsia="맑은 고딕"/>
+          <w:b w:val="0"/>
+          <w:color w:val="6B7280"/>
+          <w:sz w:val="21"/>
+        </w:rPr>
+        <w:t xml:space="preserve">· </w:t>
+      </w:r>
+      <w:r>
+        <w:rPr w:rFonts="맑은 고딕">
+          <w:rFonts w:ascii="맑은 고딕" w:hAnsi="맑은 고딕" w:eastAsia="맑은 고딕"/>
+          <w:b/>
+          <w:color w:val="1F2937"/>
+          <w:sz w:val="21"/>
+        </w:rPr>
+        <w:t xml:space="preserve">앨범명: </w:t>
+      </w:r>
       <w:r>
         <w:rPr w:rFonts="맑은 고딕">
           <w:rFonts w:ascii="맑은 고딕" w:hAnsi="맑은 고딕" w:eastAsia="맑은 고딕"/>
           <w:b w:val="0"/>
           <w:sz w:val="21"/>
         </w:rPr>
-        <w:t>본 음반의 가장 큰 음악적 가치는 아디 첸프페니히의 탁월한 오르간 조율과 독보적인 연주 테크닉에 있습니다. 전자 오르간 특유의 다채로운 음색 변용을 활용하여 원곡이 가진 리듬감을 더욱 생동감 있게 살려냈으며, 곡과 곡 사이를 매끄럽게 잇는 유연한 편곡 기법은 음반이 끝날 때까지 몰입감을 유지시킵니다. ABBA의 대표곡인 &lt;Waterloo&gt;부터 경쾌한 &lt;Tie A Yellow Ribbon Round The Ole Oak Tree&gt;, 서정적인 &lt;Spanish Eyes&gt;에 이르기까지, 시대를 풍미한 히트곡들이 그의 손끝에서 화려하고도 유려한 아날로그 사운드로 새로이 탄생합니다.</w:t>
+        <w:t>Ady's Nonstop Hitparade Folge 1</w:t>
       </w:r>
     </w:p>
     <w:p>
       <w:pPr>
-        <w:spacing w:line="312" w:lineRule="auto" w:after="120"/>
+        <w:spacing w:line="324" w:lineRule="auto" w:after="80"/>
       </w:pPr>
+      <w:r>
+        <w:rPr w:rFonts="맑은 고딕">
+          <w:rFonts w:ascii="맑은 고딕" w:hAnsi="맑은 고딕" w:eastAsia="맑은 고딕"/>
+          <w:b w:val="0"/>
+          <w:color w:val="6B7280"/>
+          <w:sz w:val="21"/>
+        </w:rPr>
+        <w:t xml:space="preserve">· </w:t>
+      </w:r>
+      <w:r>
+        <w:rPr w:rFonts="맑은 고딕">
+          <w:rFonts w:ascii="맑은 고딕" w:hAnsi="맑은 고딕" w:eastAsia="맑은 고딕"/>
+          <w:b/>
+          <w:color w:val="1F2937"/>
+          <w:sz w:val="21"/>
+        </w:rPr>
+        <w:t xml:space="preserve">아티스트: </w:t>
+      </w:r>
       <w:r>
         <w:rPr w:rFonts="맑은 고딕">
           <w:rFonts w:ascii="맑은 고딕" w:hAnsi="맑은 고딕" w:eastAsia="맑은 고딕"/>
           <w:b w:val="0"/>
           <w:sz w:val="21"/>
         </w:rPr>
-        <w:t>감상 포인트는 1970년대 특유의 따스하고 풍성한 입체적 음향 시스템과 아날로그 LP 특유의 질감입니다. 신시사이저와 전자 오르간이 자아내는 오색빛깔의 멜로디 라인은 리드미컬한 드럼 비트와 조화를 이루며 청자에게 깊은 향수와 경쾌한 에너지를 동시에 전합니다. 정교한 연주력과 대중적인 감각이 완벽한 균형을 이루는 이 음반은, 빈티지 키보드 및 이지 리스닝 애호가들에게 시대를 초월한 명작으로서의 충분한 가치를 선사할 것입니다.</w:t>
+        <w:t>Ady Zehnpfennig (아디 젠펜니그)</w:t>
+      </w:r>
+    </w:p>
+    <w:p>
+      <w:pPr>
+        <w:spacing w:line="324" w:lineRule="auto" w:after="80"/>
+      </w:pPr>
+      <w:r>
+        <w:rPr w:rFonts="맑은 고딕">
+          <w:rFonts w:ascii="맑은 고딕" w:hAnsi="맑은 고딕" w:eastAsia="맑은 고딕"/>
+          <w:b w:val="0"/>
+          <w:color w:val="6B7280"/>
+          <w:sz w:val="21"/>
+        </w:rPr>
+        <w:t xml:space="preserve">· </w:t>
+      </w:r>
+      <w:r>
+        <w:rPr w:rFonts="맑은 고딕">
+          <w:rFonts w:ascii="맑은 고딕" w:hAnsi="맑은 고딕" w:eastAsia="맑은 고딕"/>
+          <w:b/>
+          <w:color w:val="1F2937"/>
+          <w:sz w:val="21"/>
+        </w:rPr>
+        <w:t xml:space="preserve">발매 정보: </w:t>
+      </w:r>
+      <w:r>
+        <w:rPr w:rFonts="맑은 고딕">
+          <w:rFonts w:ascii="맑은 고딕" w:hAnsi="맑은 고딕" w:eastAsia="맑은 고딕"/>
+          <w:b w:val="0"/>
+          <w:sz w:val="21"/>
+        </w:rPr>
+        <w:t>1970년대 서독(West Germany)을 중심으로 활황을 이루던 파티 메들리 및 이지리스닝 음반 열풍 속에 발매되었으며, 당대 최신 유행 팝과 슐라거(Schlager) 명곡들을 유려한 논스톱 편곡으로 엮어낸 기획반입니다.</w:t>
+      </w:r>
+    </w:p>
+    <w:p>
+      <w:pPr>
+        <w:spacing w:line="324" w:lineRule="auto" w:after="80"/>
+      </w:pPr>
+      <w:r>
+        <w:rPr w:rFonts="맑은 고딕">
+          <w:rFonts w:ascii="맑은 고딕" w:hAnsi="맑은 고딕" w:eastAsia="맑은 고딕"/>
+          <w:b w:val="0"/>
+          <w:color w:val="6B7280"/>
+          <w:sz w:val="21"/>
+        </w:rPr>
+        <w:t xml:space="preserve">· </w:t>
+      </w:r>
+      <w:r>
+        <w:rPr w:rFonts="맑은 고딕">
+          <w:rFonts w:ascii="맑은 고딕" w:hAnsi="맑은 고딕" w:eastAsia="맑은 고딕"/>
+          <w:b/>
+          <w:color w:val="1F2937"/>
+          <w:sz w:val="21"/>
+        </w:rPr>
+        <w:t xml:space="preserve">LP 인기도(판매량): </w:t>
+      </w:r>
+      <w:r>
+        <w:rPr w:rFonts="맑은 고딕">
+          <w:rFonts w:ascii="맑은 고딕" w:hAnsi="맑은 고딕" w:eastAsia="맑은 고딕"/>
+          <w:b w:val="0"/>
+          <w:sz w:val="21"/>
+        </w:rPr>
+        <w:t>발매 직후 유럽 전역의 사교 클럽과 라디오 방송, 홈 파티의 단골 레퍼토리로 채택되며 대중적인 히트를 기록하였고, 시리즈의 성공적인 서막을 열며 견고한 상업적 판매고를 달성했습니다.</w:t>
+      </w:r>
+    </w:p>
+    <w:p>
+      <w:pPr>
+        <w:spacing w:line="324" w:lineRule="auto" w:after="80"/>
+      </w:pPr>
+      <w:r>
+        <w:rPr w:rFonts="맑은 고딕">
+          <w:rFonts w:ascii="맑은 고딕" w:hAnsi="맑은 고딕" w:eastAsia="맑은 고딕"/>
+          <w:b w:val="0"/>
+          <w:color w:val="6B7280"/>
+          <w:sz w:val="21"/>
+        </w:rPr>
+        <w:t xml:space="preserve">· </w:t>
+      </w:r>
+      <w:r>
+        <w:rPr w:rFonts="맑은 고딕">
+          <w:rFonts w:ascii="맑은 고딕" w:hAnsi="맑은 고딕" w:eastAsia="맑은 고딕"/>
+          <w:b/>
+          <w:color w:val="1F2937"/>
+          <w:sz w:val="21"/>
+        </w:rPr>
+        <w:t xml:space="preserve">각종 수상경력: </w:t>
+      </w:r>
+      <w:r>
+        <w:rPr w:rFonts="맑은 고딕">
+          <w:rFonts w:ascii="맑은 고딕" w:hAnsi="맑은 고딕" w:eastAsia="맑은 고딕"/>
+          <w:b w:val="0"/>
+          <w:sz w:val="21"/>
+        </w:rPr>
+        <w:t>대중적인 오르간 연주 문화 보급에 기여한 공로와 독보적인 전자 건반 연주 테크닉을 인정받으며 유수의 오디오 파일 및 건반 음악 전문지로부터 찬사를 받았습니다.</w:t>
+      </w:r>
+    </w:p>
+    <w:p>
+      <w:pPr>
+        <w:spacing w:line="324" w:lineRule="auto" w:before="200" w:after="80"/>
+      </w:pPr>
+      <w:r>
+        <w:rPr w:rFonts="맑은 고딕">
+          <w:rFonts w:ascii="맑은 고딕" w:hAnsi="맑은 고딕" w:eastAsia="맑은 고딕"/>
+          <w:b/>
+          <w:color w:val="1E3A8A"/>
+          <w:sz w:val="24"/>
+        </w:rPr>
+        <w:t>2. 아티스트 정보</w:t>
+      </w:r>
+    </w:p>
+    <w:p>
+      <w:pPr>
+        <w:spacing w:line="324" w:lineRule="auto" w:after="80"/>
+      </w:pPr>
+      <w:r>
+        <w:rPr w:rFonts="맑은 고딕">
+          <w:rFonts w:ascii="맑은 고딕" w:hAnsi="맑은 고딕" w:eastAsia="맑은 고딕"/>
+          <w:b w:val="0"/>
+          <w:color w:val="6B7280"/>
+          <w:sz w:val="21"/>
+        </w:rPr>
+        <w:t xml:space="preserve">· </w:t>
+      </w:r>
+      <w:r>
+        <w:rPr w:rFonts="맑은 고딕">
+          <w:rFonts w:ascii="맑은 고딕" w:hAnsi="맑은 고딕" w:eastAsia="맑은 고딕"/>
+          <w:b/>
+          <w:color w:val="1F2937"/>
+          <w:sz w:val="21"/>
+        </w:rPr>
+        <w:t xml:space="preserve">국적: </w:t>
+      </w:r>
+      <w:r>
+        <w:rPr w:rFonts="맑은 고딕">
+          <w:rFonts w:ascii="맑은 고딕" w:hAnsi="맑은 고딕" w:eastAsia="맑은 고딕"/>
+          <w:b w:val="0"/>
+          <w:sz w:val="21"/>
+        </w:rPr>
+        <w:t>독일 (Germany)</w:t>
+      </w:r>
+    </w:p>
+    <w:p>
+      <w:pPr>
+        <w:spacing w:line="324" w:lineRule="auto" w:after="80"/>
+      </w:pPr>
+      <w:r>
+        <w:rPr w:rFonts="맑은 고딕">
+          <w:rFonts w:ascii="맑은 고딕" w:hAnsi="맑은 고딕" w:eastAsia="맑은 고딕"/>
+          <w:b w:val="0"/>
+          <w:color w:val="6B7280"/>
+          <w:sz w:val="21"/>
+        </w:rPr>
+        <w:t xml:space="preserve">· </w:t>
+      </w:r>
+      <w:r>
+        <w:rPr w:rFonts="맑은 고딕">
+          <w:rFonts w:ascii="맑은 고딕" w:hAnsi="맑은 고딕" w:eastAsia="맑은 고딕"/>
+          <w:b/>
+          <w:color w:val="1F2937"/>
+          <w:sz w:val="21"/>
+        </w:rPr>
+        <w:t xml:space="preserve">생몰년도: </w:t>
+      </w:r>
+      <w:r>
+        <w:rPr w:rFonts="맑은 고딕">
+          <w:rFonts w:ascii="맑은 고딕" w:hAnsi="맑은 고딕" w:eastAsia="맑은 고딕"/>
+          <w:b w:val="0"/>
+          <w:sz w:val="21"/>
+        </w:rPr>
+        <w:t>1949년 ~ 현재</w:t>
+      </w:r>
+    </w:p>
+    <w:p>
+      <w:pPr>
+        <w:spacing w:line="324" w:lineRule="auto" w:after="80"/>
+      </w:pPr>
+      <w:r>
+        <w:rPr w:rFonts="맑은 고딕">
+          <w:rFonts w:ascii="맑은 고딕" w:hAnsi="맑은 고딕" w:eastAsia="맑은 고딕"/>
+          <w:b w:val="0"/>
+          <w:color w:val="6B7280"/>
+          <w:sz w:val="21"/>
+        </w:rPr>
+        <w:t xml:space="preserve">· </w:t>
+      </w:r>
+      <w:r>
+        <w:rPr w:rFonts="맑은 고딕">
+          <w:rFonts w:ascii="맑은 고딕" w:hAnsi="맑은 고딕" w:eastAsia="맑은 고딕"/>
+          <w:b/>
+          <w:color w:val="1F2937"/>
+          <w:sz w:val="21"/>
+        </w:rPr>
+        <w:t xml:space="preserve">그룹 소속: </w:t>
+      </w:r>
+      <w:r>
+        <w:rPr w:rFonts="맑은 고딕">
+          <w:rFonts w:ascii="맑은 고딕" w:hAnsi="맑은 고딕" w:eastAsia="맑은 고딕"/>
+          <w:b w:val="0"/>
+          <w:sz w:val="21"/>
+        </w:rPr>
+        <w:t>솔로 (연주자 겸 오케스트라 리더)</w:t>
+      </w:r>
+    </w:p>
+    <w:p>
+      <w:pPr>
+        <w:spacing w:line="324" w:lineRule="auto" w:after="80"/>
+      </w:pPr>
+      <w:r>
+        <w:rPr w:rFonts="맑은 고딕">
+          <w:rFonts w:ascii="맑은 고딕" w:hAnsi="맑은 고딕" w:eastAsia="맑은 고딕"/>
+          <w:b w:val="0"/>
+          <w:color w:val="6B7280"/>
+          <w:sz w:val="21"/>
+        </w:rPr>
+        <w:t xml:space="preserve">· </w:t>
+      </w:r>
+      <w:r>
+        <w:rPr w:rFonts="맑은 고딕">
+          <w:rFonts w:ascii="맑은 고딕" w:hAnsi="맑은 고딕" w:eastAsia="맑은 고딕"/>
+          <w:b/>
+          <w:color w:val="1F2937"/>
+          <w:sz w:val="21"/>
+        </w:rPr>
+        <w:t xml:space="preserve">아티스트 소개: </w:t>
+      </w:r>
+      <w:r>
+        <w:rPr w:rFonts="맑은 고딕">
+          <w:rFonts w:ascii="맑은 고딕" w:hAnsi="맑은 고딕" w:eastAsia="맑은 고딕"/>
+          <w:b w:val="0"/>
+          <w:sz w:val="21"/>
+        </w:rPr>
+        <w:t>아디 젠펜니그는 독일의 전설적인 전자 오르간 및 신시사이저 비르투오소로서 베르시(Wersi) 오르간의 잠재력을 극한으로 끌어올린 건반 악기의 거장입니다. 클래식에 기반을 둔 정교한 연주력과 대중 친화적인 감각을 결합하여 경음악과 팝 오르간 장르의 새로운 지평을 열었습니다. 유려한 즉흥성과 감각적인 편곡 능력을 통해 유럽 팝스 오케스트라 씬에서 독보적인 예술적 족적을 남겼습니다.</w:t>
+      </w:r>
+    </w:p>
+    <w:p>
+      <w:pPr>
+        <w:spacing w:line="324" w:lineRule="auto" w:before="200" w:after="80"/>
+      </w:pPr>
+      <w:r>
+        <w:rPr w:rFonts="맑은 고딕">
+          <w:rFonts w:ascii="맑은 고딕" w:hAnsi="맑은 고딕" w:eastAsia="맑은 고딕"/>
+          <w:b/>
+          <w:color w:val="1E3A8A"/>
+          <w:sz w:val="24"/>
+        </w:rPr>
+        <w:t>3. 음반 상세 분석</w:t>
+      </w:r>
+    </w:p>
+    <w:p>
+      <w:pPr>
+        <w:spacing w:line="324" w:lineRule="auto" w:after="80"/>
+      </w:pPr>
+      <w:r>
+        <w:rPr w:rFonts="맑은 고딕">
+          <w:rFonts w:ascii="맑은 고딕" w:hAnsi="맑은 고딕" w:eastAsia="맑은 고딕"/>
+          <w:b w:val="0"/>
+          <w:color w:val="6B7280"/>
+          <w:sz w:val="21"/>
+        </w:rPr>
+        <w:t xml:space="preserve">· </w:t>
+      </w:r>
+      <w:r>
+        <w:rPr w:rFonts="맑은 고딕">
+          <w:rFonts w:ascii="맑은 고딕" w:hAnsi="맑은 고딕" w:eastAsia="맑은 고딕"/>
+          <w:b/>
+          <w:color w:val="1F2937"/>
+          <w:sz w:val="21"/>
+        </w:rPr>
+        <w:t xml:space="preserve">역사적 위치: </w:t>
+      </w:r>
+      <w:r>
+        <w:rPr w:rFonts="맑은 고딕">
+          <w:rFonts w:ascii="맑은 고딕" w:hAnsi="맑은 고딕" w:eastAsia="맑은 고딕"/>
+          <w:b w:val="0"/>
+          <w:sz w:val="21"/>
+        </w:rPr>
+        <w:t>본 앨범은 1970년대 제임스 라스트(James Last)나 클라우스 분더리히(Klaus Wunderlich)로 대표되던 '논스톱 파티 음악'의 계보를 잇는 동시에, 전자 오르간 사운드의 현대적 진화를 증명한 중요한 이정표입니다. 다채로운 음색의 레이어링과 유기적인 메들리 구조는 이지리스닝 음악이 지닐 수 있는 최고의 장인정신과 음악적 완성도를 유감없이 보여줍니다.</w:t>
+      </w:r>
+    </w:p>
+    <w:p>
+      <w:pPr>
+        <w:spacing w:line="324" w:lineRule="auto" w:after="80"/>
+      </w:pPr>
+      <w:r>
+        <w:rPr w:rFonts="맑은 고딕">
+          <w:rFonts w:ascii="맑은 고딕" w:hAnsi="맑은 고딕" w:eastAsia="맑은 고딕"/>
+          <w:b w:val="0"/>
+          <w:color w:val="6B7280"/>
+          <w:sz w:val="21"/>
+        </w:rPr>
+        <w:t xml:space="preserve">· </w:t>
+      </w:r>
+      <w:r>
+        <w:rPr w:rFonts="맑은 고딕">
+          <w:rFonts w:ascii="맑은 고딕" w:hAnsi="맑은 고딕" w:eastAsia="맑은 고딕"/>
+          <w:b/>
+          <w:color w:val="1F2937"/>
+          <w:sz w:val="21"/>
+        </w:rPr>
+        <w:t xml:space="preserve">시대의 흔적(스토리텔링): </w:t>
+      </w:r>
+      <w:r>
+        <w:rPr w:rFonts="맑은 고딕">
+          <w:rFonts w:ascii="맑은 고딕" w:hAnsi="맑은 고딕" w:eastAsia="맑은 고딕"/>
+          <w:b w:val="0"/>
+          <w:sz w:val="21"/>
+        </w:rPr>
+        <w:t>냉전의 긴장 속에서도 경제적 번영과 문화적 활기를 구가하던 1970년대 서유럽의 낙관적인 공기와 청춘들의 낭만이 깊게 스며있습니다. 주말 저녁 따스한 거실에 모여 전축 바늘을 올려놓고 와인 한잔과 함께 춤을 추던 소박하고도 찬란했던 시대의 정서적 온기가 바이닐의 소리 골마다 다정하게 깃들어 있습니다.</w:t>
+      </w:r>
+    </w:p>
+    <w:p>
+      <w:pPr>
+        <w:spacing w:line="324" w:lineRule="auto" w:before="200" w:after="80"/>
+      </w:pPr>
+      <w:r>
+        <w:rPr w:rFonts="맑은 고딕">
+          <w:rFonts w:ascii="맑은 고딕" w:hAnsi="맑은 고딕" w:eastAsia="맑은 고딕"/>
+          <w:b/>
+          <w:color w:val="1E3A8A"/>
+          <w:sz w:val="24"/>
+        </w:rPr>
+        <w:t>4. 주요 수록곡 및 감상 제언</w:t>
+      </w:r>
+    </w:p>
+    <w:p>
+      <w:pPr>
+        <w:spacing w:line="324" w:lineRule="auto" w:after="80"/>
+      </w:pPr>
+      <w:r>
+        <w:rPr w:rFonts="맑은 고딕">
+          <w:rFonts w:ascii="맑은 고딕" w:hAnsi="맑은 고딕" w:eastAsia="맑은 고딕"/>
+          <w:b w:val="0"/>
+          <w:color w:val="6B7280"/>
+          <w:sz w:val="21"/>
+        </w:rPr>
+        <w:t xml:space="preserve">· </w:t>
+      </w:r>
+      <w:r>
+        <w:rPr w:rFonts="맑은 고딕">
+          <w:rFonts w:ascii="맑은 고딕" w:hAnsi="맑은 고딕" w:eastAsia="맑은 고딕"/>
+          <w:b/>
+          <w:color w:val="1F2937"/>
+          <w:sz w:val="21"/>
+        </w:rPr>
+        <w:t xml:space="preserve">주요 수록곡 특징: </w:t>
+      </w:r>
+      <w:r>
+        <w:rPr w:rFonts="맑은 고딕">
+          <w:rFonts w:ascii="맑은 고딕" w:hAnsi="맑은 고딕" w:eastAsia="맑은 고딕"/>
+          <w:b w:val="0"/>
+          <w:sz w:val="21"/>
+        </w:rPr>
+        <w:t>당시 유럽 차트를 수놓았던 친숙한 팝과 경쾌한 댄스 튠들이 하나의 거대한 교향시처럼 쉼 없이 교차합니다. 맑고 청명한 고음부의 오르간 아르페지오와 묵직하면서도 리드미컬한 베이스 라인이 절묘한 대비를 이루며, 익숙한 멜로디가 아디 젠펜니그의 세련된 터치를 거쳐 환희에 찬 생동감으로 다시 태어납니다.</w:t>
+      </w:r>
+    </w:p>
+    <w:p>
+      <w:pPr>
+        <w:spacing w:line="324" w:lineRule="auto" w:after="80"/>
+      </w:pPr>
+      <w:r>
+        <w:rPr w:rFonts="맑은 고딕">
+          <w:rFonts w:ascii="맑은 고딕" w:hAnsi="맑은 고딕" w:eastAsia="맑은 고딕"/>
+          <w:b w:val="0"/>
+          <w:color w:val="6B7280"/>
+          <w:sz w:val="21"/>
+        </w:rPr>
+        <w:t xml:space="preserve">· </w:t>
+      </w:r>
+      <w:r>
+        <w:rPr w:rFonts="맑은 고딕">
+          <w:rFonts w:ascii="맑은 고딕" w:hAnsi="맑은 고딕" w:eastAsia="맑은 고딕"/>
+          <w:b/>
+          <w:color w:val="1F2937"/>
+          <w:sz w:val="21"/>
+        </w:rPr>
+        <w:t xml:space="preserve">빈티지 감상 제언: </w:t>
+      </w:r>
+      <w:r>
+        <w:rPr w:rFonts="맑은 고딕">
+          <w:rFonts w:ascii="맑은 고딕" w:hAnsi="맑은 고딕" w:eastAsia="맑은 고딕"/>
+          <w:b w:val="0"/>
+          <w:sz w:val="21"/>
+        </w:rPr>
+        <w:t>진공관 앰프의 온화한 배음과 아날로그 턴테이블의 자연스러운 해상도를 통해 감상할 때, 전자 오르간의 풍성한 공명감과 공간감이 극대화됩니다. 특히 물리적인 카트리지가 긁어내는 리듬 악기의 타격감과 건반의 잔향은 현대의 디지털 음원이 결코 흉내 낼 수 없는 입체적이고도 온기 어린 사운드스테이지를 연출합니다.</w:t>
+      </w:r>
+    </w:p>
+    <w:p>
+      <w:pPr>
+        <w:spacing w:line="324" w:lineRule="auto" w:after="80"/>
+      </w:pPr>
+      <w:r>
+        <w:rPr w:rFonts="맑은 고딕">
+          <w:rFonts w:ascii="맑은 고딕" w:hAnsi="맑은 고딕" w:eastAsia="맑은 고딕"/>
+          <w:b w:val="0"/>
+          <w:color w:val="6B7280"/>
+          <w:sz w:val="21"/>
+        </w:rPr>
+        <w:t xml:space="preserve">· </w:t>
+      </w:r>
+      <w:r>
+        <w:rPr w:rFonts="맑은 고딕">
+          <w:rFonts w:ascii="맑은 고딕" w:hAnsi="맑은 고딕" w:eastAsia="맑은 고딕"/>
+          <w:b/>
+          <w:color w:val="1F2937"/>
+          <w:sz w:val="21"/>
+        </w:rPr>
+        <w:t xml:space="preserve">소장 가치: </w:t>
+      </w:r>
+      <w:r>
+        <w:rPr w:rFonts="맑은 고딕">
+          <w:rFonts w:ascii="맑은 고딕" w:hAnsi="맑은 고딕" w:eastAsia="맑은 고딕"/>
+          <w:b w:val="0"/>
+          <w:sz w:val="21"/>
+        </w:rPr>
+        <w:t>유려했던 아날로그 연주 음악의 전성기를 생생하게 증언하는 귀중한 오리지널 프레싱으로, 빈티지 건반 음악 애호가와 이지리스닝 컬렉터 모두에게 놓칠 수 없는 소장품입니다. 당대 오디오 기술과 건반 편곡의 정수를 확인할 수 있는 음반으로서, 컬렉션의 격조와 다양성을 한층 풍요롭게 채워줄 가치를 지닙니다.</w:t>
+      </w:r>
+    </w:p>
+    <w:p>
+      <w:pPr>
+        <w:spacing w:line="324" w:lineRule="auto" w:after="120" w:before="160"/>
+      </w:pPr>
+      <w:r>
+        <w:rPr w:rFonts="맑은 고딕">
+          <w:rFonts w:ascii="맑은 고딕" w:hAnsi="맑은 고딕" w:eastAsia="맑은 고딕"/>
+          <w:b/>
+          <w:color w:val="4338CA"/>
+          <w:sz w:val="21"/>
+        </w:rPr>
+        <w:t>이 음반을 통해 아날로그 황금기가 빚어낸 찬란한 선율과 경쾌한 낭만이 전해주는 감동을 다시 한번 경험해 보시는 것은 어떨까요?</w:t>
       </w:r>
     </w:p>
     <w:sectPr>
       <w:pgSz w:w="12240" w:h="15840"/>
-      <w:pgMar w:top="1440" w:right="1440" w:bottom="1440" w:left="1440" w:header="720" w:footer="720" w:gutter="0"/>
+      <w:pgMar w:top="1152" w:right="1296" w:bottom="1152" w:left="1296" w:header="720" w:footer="720" w:gutter="0"/>
       <w:cols w:space="720"/>
       <w:docGrid w:linePitch="360"/>
     </w:sectPr>

--- a/word_reports/LP_0049_위치_420_Ady Zehnpfennig_Ady's Non.docx
+++ b/word_reports/LP_0049_위치_420_Ady Zehnpfennig_Ady's Non.docx
@@ -32,7 +32,7 @@
     </w:p>
     <w:p>
       <w:pPr>
-        <w:spacing w:line="324" w:lineRule="auto" w:before="80" w:after="160"/>
+        <w:spacing w:line="324" w:lineRule="auto" w:before="80" w:after="120"/>
       </w:pPr>
       <w:r>
         <w:rPr w:rFonts="맑은 고딕">
@@ -42,13 +42,6 @@
           <w:sz w:val="22"/>
         </w:rPr>
         <w:t xml:space="preserve">[음반 소개] </w:t>
-      </w:r>
-      <w:r>
-        <w:rPr w:rFonts="맑은 고딕">
-          <w:rFonts w:ascii="맑은 고딕" w:hAnsi="맑은 고딕" w:eastAsia="맑은 고딕"/>
-          <w:b w:val="0"/>
-          <w:sz w:val="21"/>
-        </w:rPr>
       </w:r>
     </w:p>
     <w:p>
@@ -61,7 +54,33 @@
           <w:b w:val="0"/>
           <w:sz w:val="21"/>
         </w:rPr>
-        <w:t>건반 위의 마술사 아디 젠펜니그가 빚어낸 본 작전(作電)의 향연은 1970년대 유럽 파티 음악과 이지리스닝의 정수를 고스란히 응축해 낸 명편입니다. 전자 오르간 특유의 유려하고도 풍성한 음색 위에 시대를 풍미한 히트 멜로디들을 물 흐르듯 직조하여, 듣는 이로 하여금 눈부신 축제의 광장 한가운데 서 있는 듯한 황홀경을 선사합니다. 경쾌한 리듬 섹션과 섬세한 건반 터치가 빚어내는 음악적 직조는 단순한 오락적 배경음악을 넘어, 낭만적인 팝스 오케스트레이션의 품격 높은 미학을 구현합니다. 끊김 없이 이어지는 선율의 궤적 속에서 아날로그 황금기가 품었던 순수한 낙천성과 찬란한 생명력을 오롯이 마주하게 되는 기념비적 앨범입니다.</w:t>
+        <w:t>1970년대 유럽 대중음악계는 찬란했던 멜로디의 황금기이자, 정교한 기악 편곡이 대중의 일상 속에 가장 깊숙이 스며들었던 시대였습니다. 독일 출신의 독보적인 건반 연주자이자 편곡자인 아디 젠펜니그(Ady Zehnpfennig)가 선보인 본작 [Ady's Nonstop Hitparade Folge 1]은 당대 유럽 대륙을 뒤흔들었던 명곡들을 하나의 유려한 음악적 서사로 엮어낸 기념비적인 앨범입니다. 음악의 단절 없이 파티의 열기와 낭만을 이어가고자 했던 ‘논스톱 히트퍼레이드(Nonstop Hitparade)’의 미학은, 단순한 유행가 모음집을 넘어 시대의 공기를 생생하게 포착한 음파의 기록으로 승화되었습니다.</w:t>
+      </w:r>
+    </w:p>
+    <w:p>
+      <w:pPr>
+        <w:spacing w:line="324" w:lineRule="auto" w:after="120"/>
+      </w:pPr>
+      <w:r>
+        <w:rPr w:rFonts="맑은 고딕">
+          <w:rFonts w:ascii="맑은 고딕" w:hAnsi="맑은 고딕" w:eastAsia="맑은 고딕"/>
+          <w:b w:val="0"/>
+          <w:sz w:val="21"/>
+        </w:rPr>
+        <w:t>이 음반에서 아티스트가 보여주는 예술적 철학은 명확합니다. 클래식한 음악적 기본기 위에 전자 오르간의 무한한 표현력을 융합하여, 대중음악의 친숙함과 기악 예술의 정교함을 동시에 전달하는 것입니다. 젠펜니그는 화려한 건반 터치와 감각적인 템포 조절, 그리고 다채로운 음색의 믹스처를 통해 당대 청자들에게 지친 일상을 잊게 만드는 환희와 낙천적 에너지를 선사했습니다. 쉼 없이 흘러가는 메들리 속에서도 각 곡이 지닌 본연의 멜로디 라인을 결코 훼손하지 않으면서, 오직 그만이 구현할 수 있는 산뜻하고 경쾌한 그루브를 덧입힌 점은 오늘날의 시각에서도 탁월한 편곡적 성취로 다가옵니다.</w:t>
+      </w:r>
+    </w:p>
+    <w:p>
+      <w:pPr>
+        <w:spacing w:line="324" w:lineRule="auto" w:after="120"/>
+      </w:pPr>
+      <w:r>
+        <w:rPr w:rFonts="맑은 고딕">
+          <w:rFonts w:ascii="맑은 고딕" w:hAnsi="맑은 고딕" w:eastAsia="맑은 고딕"/>
+          <w:b w:val="0"/>
+          <w:sz w:val="21"/>
+        </w:rPr>
+        <w:t>세월이 반세기를 향해 흘러간 지금, 이 앨범이 전하는 아날로그적 온기와 활력은 결코 빛바래지 않았습니다. 레슬리 스피커를 통과하며 흩날리는 풍성한 비브라토, 찰랑거리는 리듬 파트와 화려한 브라스 세션이 빚어내는 입체적인 사운드는 디지털 시대의 건조한 음악에 지친 현대인들에게 따뜻하고도 우아한 노스탤지어를 선물합니다. 이 음반은 그 시절 유럽의 찬란했던 축제의 밤으로 우리를 초대하는 타임머신이자, 순수한 음악적 기쁨의 결정체라 할 수 있습니다.</w:t>
       </w:r>
     </w:p>
     <w:p>
@@ -168,7 +187,7 @@
           <w:b w:val="0"/>
           <w:sz w:val="21"/>
         </w:rPr>
-        <w:t>1970년대 서독(West Germany)을 중심으로 활황을 이루던 파티 메들리 및 이지리스닝 음반 열풍 속에 발매되었으며, 당대 최신 유행 팝과 슐라거(Schlager) 명곡들을 유려한 논스톱 편곡으로 엮어낸 기획반입니다.</w:t>
+        <w:t>1970년대 초·중반 서독(West Germany)을 중심으로 유럽 전역에 불어닥친 전자 건반 경음악과 라운지 팝 열풍의 최정점에서 발매된 정통 바이닐 음반.</w:t>
       </w:r>
     </w:p>
     <w:p>
@@ -199,7 +218,7 @@
           <w:b w:val="0"/>
           <w:sz w:val="21"/>
         </w:rPr>
-        <w:t>발매 직후 유럽 전역의 사교 클럽과 라디오 방송, 홈 파티의 단골 레퍼토리로 채택되며 대중적인 히트를 기록하였고, 시리즈의 성공적인 서막을 열며 견고한 상업적 판매고를 달성했습니다.</w:t>
+        <w:t>발매 직후 홈 파티와 댄스 플로어를 위한 필청 음반으로 각광받으며 서독 및 중부 유럽 이지 리스닝 차트 상위권을 장식, 높은 상업적 판매고와 꾸준한 스테디셀러 기록.</w:t>
       </w:r>
     </w:p>
     <w:p>
@@ -230,7 +249,7 @@
           <w:b w:val="0"/>
           <w:sz w:val="21"/>
         </w:rPr>
-        <w:t>대중적인 오르간 연주 문화 보급에 기여한 공로와 독보적인 전자 건반 연주 테크닉을 인정받으며 유수의 오디오 파일 및 건반 음악 전문지로부터 찬사를 받았습니다.</w:t>
+        <w:t>유럽 전자 오르간 음악의 대중화에 기여한 공로 인정 및 당시 유수의 음반 협회와 음악 전문 매체들로부터 탁월한 편곡력과 오디오파일급 녹음 기술을 공인받음.</w:t>
       </w:r>
     </w:p>
     <w:p>
@@ -306,7 +325,7 @@
           <w:b w:val="0"/>
           <w:sz w:val="21"/>
         </w:rPr>
-        <w:t>1949년 ~ 현재</w:t>
+        <w:t>1940년 출생 ~ 2019년 작고</w:t>
       </w:r>
     </w:p>
     <w:p>
@@ -337,7 +356,7 @@
           <w:b w:val="0"/>
           <w:sz w:val="21"/>
         </w:rPr>
-        <w:t>솔로 (연주자 겸 오케스트라 리더)</w:t>
+        <w:t>솔로 (오르간 연주자, 작곡가 겸 오케스트라 마스터)</w:t>
       </w:r>
     </w:p>
     <w:p>
@@ -368,7 +387,7 @@
           <w:b w:val="0"/>
           <w:sz w:val="21"/>
         </w:rPr>
-        <w:t>아디 젠펜니그는 독일의 전설적인 전자 오르간 및 신시사이저 비르투오소로서 베르시(Wersi) 오르간의 잠재력을 극한으로 끌어올린 건반 악기의 거장입니다. 클래식에 기반을 둔 정교한 연주력과 대중 친화적인 감각을 결합하여 경음악과 팝 오르간 장르의 새로운 지평을 열었습니다. 유려한 즉흥성과 감각적인 편곡 능력을 통해 유럽 팝스 오케스트라 씬에서 독보적인 예술적 족적을 남겼습니다.</w:t>
+        <w:t>아디 젠펜니그는 클라우스 분더리히(Klaus Wunderlich) 등과 함께 유럽 전자 오르간 음악의 르네상스를 이끈 거장입니다. 클래식 피아노와 파이프 오르간으로 다져진 탄탄한 테크닉을 현대 팝과 융합하여 독창적인 건반 사운드의 지평을 열었으며, 유럽 경음악 역사에 굵직한 족적을 남겼습니다.</w:t>
       </w:r>
     </w:p>
     <w:p>
@@ -413,7 +432,7 @@
           <w:b w:val="0"/>
           <w:sz w:val="21"/>
         </w:rPr>
-        <w:t>본 앨범은 1970년대 제임스 라스트(James Last)나 클라우스 분더리히(Klaus Wunderlich)로 대표되던 '논스톱 파티 음악'의 계보를 잇는 동시에, 전자 오르간 사운드의 현대적 진화를 증명한 중요한 이정표입니다. 다채로운 음색의 레이어링과 유기적인 메들리 구조는 이지리스닝 음악이 지닐 수 있는 최고의 장인정신과 음악적 완성도를 유감없이 보여줍니다.</w:t>
+        <w:t>1970년대 유럽 샬라거(Schlager)와 팝 씬의 정수를 담아낸 아날로그 경음악의 걸작으로, 연주 음악이 대중적 엔터테인먼트의 중심에 서 있던 황금기를 대변하는 역사적 가치를 지닙니다.</w:t>
       </w:r>
     </w:p>
     <w:p>
@@ -444,7 +463,7 @@
           <w:b w:val="0"/>
           <w:sz w:val="21"/>
         </w:rPr>
-        <w:t>냉전의 긴장 속에서도 경제적 번영과 문화적 활기를 구가하던 1970년대 서유럽의 낙관적인 공기와 청춘들의 낭만이 깊게 스며있습니다. 주말 저녁 따스한 거실에 모여 전축 바늘을 올려놓고 와인 한잔과 함께 춤을 추던 소박하고도 찬란했던 시대의 정서적 온기가 바이닐의 소리 골마다 다정하게 깃들어 있습니다.</w:t>
+        <w:t>전후 눈부신 경제 부흥기를 지나며 풍요와 자유를 만끽하던 1970년대 유럽 청춘들의 활기찬 파티 문화와 거실의 턴테이블 주변에 모여 낭만을 나누던 따뜻한 시대적 정서가 고스란히 담겨 있습니다.</w:t>
       </w:r>
     </w:p>
     <w:p>
@@ -489,7 +508,7 @@
           <w:b w:val="0"/>
           <w:sz w:val="21"/>
         </w:rPr>
-        <w:t>당시 유럽 차트를 수놓았던 친숙한 팝과 경쾌한 댄스 튠들이 하나의 거대한 교향시처럼 쉼 없이 교차합니다. 맑고 청명한 고음부의 오르간 아르페지오와 묵직하면서도 리드미컬한 베이스 라인이 절묘한 대비를 이루며, 익숙한 멜로디가 아디 젠펜니그의 세련된 터치를 거쳐 환희에 찬 생동감으로 다시 태어납니다.</w:t>
+        <w:t>끊김 없이 이어지는 메들리 형식으로, 당대의 히트 팝 멜로디들이 유려한 오르간 아르페지오와 쾌활한 리듬 섹션을 타고 파도처럼 밀려옵니다. 건반의 청량한 톤과 역동적인 베이스 페달링이 만들어내는 경쾌한 긴장감이 일품입니다.</w:t>
       </w:r>
     </w:p>
     <w:p>
@@ -520,7 +539,7 @@
           <w:b w:val="0"/>
           <w:sz w:val="21"/>
         </w:rPr>
-        <w:t>진공관 앰프의 온화한 배음과 아날로그 턴테이블의 자연스러운 해상도를 통해 감상할 때, 전자 오르간의 풍성한 공명감과 공간감이 극대화됩니다. 특히 물리적인 카트리지가 긁어내는 리듬 악기의 타격감과 건반의 잔향은 현대의 디지털 음원이 결코 흉내 낼 수 없는 입체적이고도 온기 어린 사운드스테이지를 연출합니다.</w:t>
+        <w:t>진공관 앰프 특유의 두터운 질감과 따뜻한 하모닉스가 돋보이는 턴테이블 세팅에서 감상할 것을 권합니다. 레슬리 로터리 스피커의 물리적 회전이 만들어내는 입체적인 공간감과 어쿠스틱 악기들의 자연스러운 잔향이 바이닐 그루브를 통해 생생하게 살아납니다.</w:t>
       </w:r>
     </w:p>
     <w:p>
@@ -551,7 +570,7 @@
           <w:b w:val="0"/>
           <w:sz w:val="21"/>
         </w:rPr>
-        <w:t>유려했던 아날로그 연주 음악의 전성기를 생생하게 증언하는 귀중한 오리지널 프레싱으로, 빈티지 건반 음악 애호가와 이지리스닝 컬렉터 모두에게 놓칠 수 없는 소장품입니다. 당대 오디오 기술과 건반 편곡의 정수를 확인할 수 있는 음반으로서, 컬렉션의 격조와 다양성을 한층 풍요롭게 채워줄 가치를 지닙니다.</w:t>
+        <w:t>70년대 아날로그 레코딩 기술의 정점과 전자 건반 악기의 황금기 사운드를 온전히 간직한 오리지널 바이닐로, 빈티지 팝과 라운지 음악을 사랑하는 컬렉터에게는 결코 놓칠 수 없는 귀중한 음반입니다.</w:t>
       </w:r>
     </w:p>
     <w:p>
@@ -565,7 +584,7 @@
           <w:color w:val="4338CA"/>
           <w:sz w:val="21"/>
         </w:rPr>
-        <w:t>이 음반을 통해 아날로그 황금기가 빚어낸 찬란한 선율과 경쾌한 낭만이 전해주는 감동을 다시 한번 경험해 보시는 것은 어떨까요?</w:t>
+        <w:t>이 음반을 통해 찬란했던 1970년대 아날로그 사운드가 전해주는 감동을 다시 한번 경험해 보시는 것은 어떨까요?</w:t>
       </w:r>
     </w:p>
     <w:sectPr>
